--- a/docx/suspense_track.docx
+++ b/docx/suspense_track.docx
@@ -164,11 +164,9 @@
       <w:r>
         <w:t xml:space="preserve">Minute </w:t>
       </w:r>
-      <w:proofErr w:type="gramStart"/>
-      <w:r>
-        <w:t>17  when</w:t>
-      </w:r>
-      <w:proofErr w:type="gramEnd"/>
+      <w:r>
+        <w:t>17 when</w:t>
+      </w:r>
       <w:r>
         <w:t xml:space="preserve"> both Bulgaria and Korea are one goal down and Korea has a worse goal difference</w:t>
       </w:r>
@@ -487,11 +485,9 @@
       <w:r>
         <w:t xml:space="preserve">Soviet Union is now winning 1 point behind Argentina, if Argentina conceded a goal, they </w:t>
       </w:r>
-      <w:proofErr w:type="gramStart"/>
-      <w:r>
-        <w:t>will</w:t>
-      </w:r>
-      <w:proofErr w:type="gramEnd"/>
+      <w:r>
+        <w:t>would</w:t>
+      </w:r>
       <w:r>
         <w:t xml:space="preserve"> have same points but Argentina a better goals difference</w:t>
       </w:r>
@@ -594,11 +590,9 @@
       <w:r>
         <w:t xml:space="preserve"> scored (4). </w:t>
       </w:r>
-      <w:proofErr w:type="gramStart"/>
-      <w:r>
-        <w:t>Therefore</w:t>
-      </w:r>
-      <w:proofErr w:type="gramEnd"/>
+      <w:r>
+        <w:t>Therefore,</w:t>
+      </w:r>
       <w:r>
         <w:t xml:space="preserve"> suspense is 1 </w:t>
       </w:r>
@@ -624,19 +618,15 @@
       <w:r>
         <w:t xml:space="preserve">Minute </w:t>
       </w:r>
-      <w:proofErr w:type="gramStart"/>
-      <w:r>
-        <w:t>68,  Soviet</w:t>
-      </w:r>
-      <w:proofErr w:type="gramEnd"/>
+      <w:r>
+        <w:t>68, Soviet</w:t>
+      </w:r>
       <w:r>
         <w:t xml:space="preserve"> Union (4th) is winning 4-0 with 2 points overall and cannot gain more points, however Argentina (3rd) is drawing and could </w:t>
       </w:r>
-      <w:proofErr w:type="gramStart"/>
-      <w:r>
-        <w:t>possible</w:t>
-      </w:r>
-      <w:proofErr w:type="gramEnd"/>
+      <w:r>
+        <w:t>possibly</w:t>
+      </w:r>
       <w:r>
         <w:t xml:space="preserve"> lose, dropping one points, go tight with Soviet Union at 2 points with same </w:t>
       </w:r>
@@ -648,11 +638,9 @@
       <w:r>
         <w:t xml:space="preserve"> diff and Soviet Union with a higher number of goals scored. </w:t>
       </w:r>
-      <w:proofErr w:type="gramStart"/>
-      <w:r>
-        <w:t>Therefore</w:t>
-      </w:r>
-      <w:proofErr w:type="gramEnd"/>
+      <w:r>
+        <w:t>Therefore,</w:t>
+      </w:r>
       <w:r>
         <w:t xml:space="preserve"> suspense is 1</w:t>
       </w:r>
@@ -689,81 +677,75 @@
       <w:r>
         <w:t xml:space="preserve">Costa Rica and Sweden are facing each other (h2h = 1), if Sweden </w:t>
       </w:r>
+      <w:r>
+        <w:t>scored,</w:t>
+      </w:r>
+      <w:r>
+        <w:t xml:space="preserve"> they would be tight in points and goals difference with Sweden having more goals scored</w:t>
+      </w:r>
+    </w:p>
+    <w:p>
+      <w:pPr>
+        <w:numPr>
+          <w:ilvl w:val="1"/>
+          <w:numId w:val="2"/>
+        </w:numPr>
+      </w:pPr>
+      <w:r>
+        <w:t>Minute 32 suspense 1</w:t>
+      </w:r>
+    </w:p>
+    <w:p>
+      <w:pPr>
+        <w:numPr>
+          <w:ilvl w:val="2"/>
+          <w:numId w:val="2"/>
+        </w:numPr>
+      </w:pPr>
+      <w:r>
+        <w:t>Sweden scored overtaking Costa Rica and still everything is possible</w:t>
+      </w:r>
+    </w:p>
+    <w:p>
+      <w:pPr>
+        <w:numPr>
+          <w:ilvl w:val="1"/>
+          <w:numId w:val="2"/>
+        </w:numPr>
+      </w:pPr>
+      <w:r>
+        <w:t>Minute 75 suspense 1</w:t>
+      </w:r>
+    </w:p>
+    <w:p>
+      <w:pPr>
+        <w:numPr>
+          <w:ilvl w:val="2"/>
+          <w:numId w:val="2"/>
+        </w:numPr>
+      </w:pPr>
+      <w:r>
+        <w:t xml:space="preserve">Sweden is 2 points behind </w:t>
+      </w:r>
       <w:proofErr w:type="gramStart"/>
       <w:r>
-        <w:t>scored</w:t>
+        <w:t>Scotland</w:t>
       </w:r>
       <w:proofErr w:type="gramEnd"/>
       <w:r>
-        <w:t xml:space="preserve"> they would be tight in points and goals difference with Sweden having more goals scored</w:t>
-      </w:r>
-    </w:p>
-    <w:p>
-      <w:pPr>
-        <w:numPr>
-          <w:ilvl w:val="1"/>
-          <w:numId w:val="2"/>
-        </w:numPr>
-      </w:pPr>
-      <w:r>
-        <w:t>Minute 32 suspense 1</w:t>
-      </w:r>
-    </w:p>
-    <w:p>
-      <w:pPr>
-        <w:numPr>
-          <w:ilvl w:val="2"/>
-          <w:numId w:val="2"/>
-        </w:numPr>
-      </w:pPr>
-      <w:r>
-        <w:t>Sweden scored overtaking Costa Rica and still everything is possible</w:t>
-      </w:r>
-    </w:p>
-    <w:p>
-      <w:pPr>
-        <w:numPr>
-          <w:ilvl w:val="1"/>
-          <w:numId w:val="2"/>
-        </w:numPr>
-      </w:pPr>
-      <w:r>
-        <w:t>Minute 75 suspense 1</w:t>
-      </w:r>
-    </w:p>
-    <w:p>
-      <w:pPr>
-        <w:numPr>
-          <w:ilvl w:val="2"/>
-          <w:numId w:val="2"/>
-        </w:numPr>
-      </w:pPr>
-      <w:r>
-        <w:t xml:space="preserve">Sweden is 2 points behind </w:t>
-      </w:r>
-      <w:proofErr w:type="gramStart"/>
-      <w:r>
-        <w:t>Scotland</w:t>
-      </w:r>
-      <w:proofErr w:type="gramEnd"/>
-      <w:r>
         <w:t xml:space="preserve"> and it is drawing, if it wins, it </w:t>
       </w:r>
-      <w:proofErr w:type="gramStart"/>
-      <w:r>
-        <w:t>would</w:t>
-      </w:r>
-      <w:proofErr w:type="gramEnd"/>
-      <w:r>
-        <w:t xml:space="preserve"> go 1 </w:t>
-      </w:r>
-      <w:proofErr w:type="gramStart"/>
-      <w:r>
-        <w:t>points</w:t>
-      </w:r>
-      <w:proofErr w:type="gramEnd"/>
-      <w:r>
-        <w:t xml:space="preserve"> behind. Costa Rica is also at 3 pts, playing against Sweden. If Sweden scores, they would be tied in pts and </w:t>
+      <w:r>
+        <w:t>will</w:t>
+      </w:r>
+      <w:r>
+        <w:t xml:space="preserve"> go 1 point</w:t>
+      </w:r>
+      <w:r>
+        <w:t xml:space="preserve"> </w:t>
+      </w:r>
+      <w:r>
+        <w:t xml:space="preserve">behind. Costa Rica is also at 3 pts, playing against Sweden. If Sweden scores, they would be tied in pts and </w:t>
       </w:r>
       <w:proofErr w:type="spellStart"/>
       <w:r>
@@ -968,11 +950,9 @@
       <w:r>
         <w:t xml:space="preserve">Minute 58 Egypt is 2 points behind </w:t>
       </w:r>
-      <w:proofErr w:type="gramStart"/>
-      <w:r>
-        <w:t>England</w:t>
-      </w:r>
-      <w:proofErr w:type="gramEnd"/>
+      <w:r>
+        <w:t>England,</w:t>
+      </w:r>
       <w:r>
         <w:t xml:space="preserve"> but they are having an h2h, if Egypt scored, they would be tight in every regard</w:t>
       </w:r>
@@ -1113,11 +1093,9 @@
       <w:r>
         <w:t xml:space="preserve">From minute 47 Sweden is drawing 1-1 with Brazil and has 5 points, Russia is winning with 3 points, even if Sweden conceded a </w:t>
       </w:r>
-      <w:proofErr w:type="gramStart"/>
-      <w:r>
-        <w:t>goals</w:t>
-      </w:r>
-      <w:proofErr w:type="gramEnd"/>
+      <w:r>
+        <w:t>goal</w:t>
+      </w:r>
       <w:r>
         <w:t xml:space="preserve"> they will keep the second position with 4 points</w:t>
       </w:r>
@@ -1188,11 +1166,9 @@
       <w:r>
         <w:t xml:space="preserve">If South Korea scored, Spain and South Korea would be tied in every </w:t>
       </w:r>
-      <w:proofErr w:type="gramStart"/>
-      <w:r>
-        <w:t>criteria</w:t>
-      </w:r>
-      <w:proofErr w:type="gramEnd"/>
+      <w:r>
+        <w:t>criterion</w:t>
+      </w:r>
       <w:r>
         <w:t>, therefore drawing of lot</w:t>
       </w:r>
@@ -1636,11 +1612,9 @@
       <w:r>
         <w:t xml:space="preserve">Norway (3rd placed) is losing by one goal with 2 points, while Morocco is winning by 2 goals (2nd placed) with 4 points. If Norway scores, it </w:t>
       </w:r>
-      <w:proofErr w:type="gramStart"/>
-      <w:r>
-        <w:t>would</w:t>
-      </w:r>
-      <w:proofErr w:type="gramEnd"/>
+      <w:r>
+        <w:t>will</w:t>
+      </w:r>
       <w:r>
         <w:t xml:space="preserve"> reach only 3 points</w:t>
       </w:r>
@@ -1909,11 +1883,9 @@
       <w:r>
         <w:t xml:space="preserve">Chile is no winning anymore but drawing, however if Austria scored it would still have a lower number of goals scored. </w:t>
       </w:r>
-      <w:proofErr w:type="gramStart"/>
-      <w:r>
-        <w:t>However</w:t>
-      </w:r>
-      <w:proofErr w:type="gramEnd"/>
+      <w:r>
+        <w:t>However,</w:t>
+      </w:r>
       <w:r>
         <w:t xml:space="preserve"> the 4th team (Cameroon) can score a goal and overtake both Chile and Austria.</w:t>
       </w:r>
@@ -1939,11 +1911,9 @@
       <w:r>
         <w:t xml:space="preserve">Austria is now losing by two goals. </w:t>
       </w:r>
-      <w:proofErr w:type="gramStart"/>
-      <w:r>
-        <w:t>However</w:t>
-      </w:r>
-      <w:proofErr w:type="gramEnd"/>
+      <w:r>
+        <w:t>However,</w:t>
+      </w:r>
       <w:r>
         <w:t xml:space="preserve"> the 4th team (Cameroon) can score a goal and overtake both Chile and Austria.</w:t>
       </w:r>
@@ -2322,11 +2292,9 @@
       <w:r>
         <w:t xml:space="preserve">Mexico is now </w:t>
       </w:r>
-      <w:proofErr w:type="gramStart"/>
-      <w:r>
-        <w:t>drawing,</w:t>
-      </w:r>
-      <w:proofErr w:type="gramEnd"/>
+      <w:r>
+        <w:t>drawing;</w:t>
+      </w:r>
       <w:r>
         <w:t xml:space="preserve"> Belgium is 2 points behind Mexico with a goals difference lower than 2 goals </w:t>
       </w:r>
@@ -2407,11 +2375,9 @@
       <w:r>
         <w:t xml:space="preserve">Mexico is now losing by 2 goals, if Belgium concedes a goal, they </w:t>
       </w:r>
-      <w:proofErr w:type="gramStart"/>
-      <w:r>
-        <w:t>would</w:t>
-      </w:r>
-      <w:proofErr w:type="gramEnd"/>
+      <w:r>
+        <w:t>will</w:t>
+      </w:r>
       <w:r>
         <w:t xml:space="preserve"> </w:t>
       </w:r>
@@ -3019,11 +2985,9 @@
       <w:r>
         <w:t xml:space="preserve"> scored if they </w:t>
       </w:r>
-      <w:proofErr w:type="gramStart"/>
-      <w:r>
-        <w:t>concedes</w:t>
-      </w:r>
-      <w:proofErr w:type="gramEnd"/>
+      <w:r>
+        <w:t>concede</w:t>
+      </w:r>
       <w:r>
         <w:t xml:space="preserve"> a goal</w:t>
       </w:r>
@@ -3468,11 +3432,9 @@
       <w:r>
         <w:t xml:space="preserve">Cameroon concedes a goal, if it scores </w:t>
       </w:r>
-      <w:proofErr w:type="gramStart"/>
-      <w:r>
-        <w:t>again</w:t>
-      </w:r>
-      <w:proofErr w:type="gramEnd"/>
+      <w:r>
+        <w:t>again,</w:t>
+      </w:r>
       <w:r>
         <w:t xml:space="preserve"> it will be tied with Ireland</w:t>
       </w:r>
@@ -3881,11 +3843,9 @@
       <w:r>
         <w:t xml:space="preserve">Italy scores, even if Italy concedes a goal or Croatia scores, Italy </w:t>
       </w:r>
-      <w:proofErr w:type="gramStart"/>
-      <w:r>
-        <w:t>would</w:t>
-      </w:r>
-      <w:proofErr w:type="gramEnd"/>
+      <w:r>
+        <w:t>will</w:t>
+      </w:r>
       <w:r>
         <w:t xml:space="preserve"> have a better goal difference</w:t>
       </w:r>
@@ -5404,11 +5364,9 @@
       <w:r>
         <w:t xml:space="preserve">If 3rd catch up, it has </w:t>
       </w:r>
-      <w:proofErr w:type="gramStart"/>
-      <w:r>
-        <w:t>worst</w:t>
-      </w:r>
-      <w:proofErr w:type="gramEnd"/>
+      <w:r>
+        <w:t>worse</w:t>
+      </w:r>
       <w:r>
         <w:t xml:space="preserve"> </w:t>
       </w:r>
@@ -5986,11 +5944,9 @@
       <w:r>
         <w:t xml:space="preserve">If Serbia scores, it would be tied with </w:t>
       </w:r>
-      <w:proofErr w:type="gramStart"/>
-      <w:r>
-        <w:t>Ghana</w:t>
-      </w:r>
-      <w:proofErr w:type="gramEnd"/>
+      <w:r>
+        <w:t>Ghana,</w:t>
+      </w:r>
       <w:r>
         <w:t xml:space="preserve"> but it lost the h2h </w:t>
       </w:r>
@@ -7793,11 +7749,9 @@
       <w:r>
         <w:t xml:space="preserve">Argentina (4th) is drawing against Nigeria (2nd), if they </w:t>
       </w:r>
-      <w:proofErr w:type="gramStart"/>
-      <w:r>
-        <w:t>score</w:t>
-      </w:r>
-      <w:proofErr w:type="gramEnd"/>
+      <w:r>
+        <w:t>score,</w:t>
+      </w:r>
       <w:r>
         <w:t xml:space="preserve"> they will take over</w:t>
       </w:r>
@@ -7891,11 +7845,9 @@
       <w:r>
         <w:t xml:space="preserve">Argentina (4th) is drawing against Nigeria (2nd), if they </w:t>
       </w:r>
-      <w:proofErr w:type="gramStart"/>
-      <w:r>
-        <w:t>score</w:t>
-      </w:r>
-      <w:proofErr w:type="gramEnd"/>
+      <w:r>
+        <w:t>score,</w:t>
+      </w:r>
       <w:r>
         <w:t xml:space="preserve"> they will take over</w:t>
       </w:r>
@@ -9463,13 +9415,7 @@
       </w:r>
       <w:proofErr w:type="spellEnd"/>
       <w:r>
-        <w:t xml:space="preserve"> diff, (same as Bulgaria and they draw in the h2</w:t>
-      </w:r>
-      <w:r>
-        <w:t>h) and</w:t>
-      </w:r>
-      <w:r>
-        <w:t xml:space="preserve"> 4 goals scored higher than the 2 scored by Bulgaria</w:t>
+        <w:t xml:space="preserve"> diff, (same as Bulgaria and they draw in the h2h) and 4 goals scored higher than the 2 scored by Bulgaria</w:t>
       </w:r>
     </w:p>
     <w:p>
@@ -9502,13 +9448,7 @@
         </w:numPr>
       </w:pPr>
       <w:r>
-        <w:t xml:space="preserve">Minute </w:t>
-      </w:r>
-      <w:r>
-        <w:t>17 when</w:t>
-      </w:r>
-      <w:r>
-        <w:t xml:space="preserve"> both Bulgaria and Korea are one goal down and Korea has a worse goal difference</w:t>
+        <w:t>Minute 17 when both Bulgaria and Korea are one goal down and Korea has a worse goal difference</w:t>
       </w:r>
     </w:p>
     <w:p>
@@ -9877,11 +9817,9 @@
       <w:r>
         <w:t xml:space="preserve">Soviet Union is now winning 1 point behind Argentina, if Argentina conceded a goal, they </w:t>
       </w:r>
-      <w:proofErr w:type="gramStart"/>
-      <w:r>
-        <w:t>will</w:t>
-      </w:r>
-      <w:proofErr w:type="gramEnd"/>
+      <w:r>
+        <w:t>would</w:t>
+      </w:r>
       <w:r>
         <w:t xml:space="preserve"> have same points but Argentina a better goals difference</w:t>
       </w:r>
@@ -9998,11 +9936,9 @@
       <w:r>
         <w:t xml:space="preserve">Minute </w:t>
       </w:r>
-      <w:proofErr w:type="gramStart"/>
-      <w:r>
-        <w:t>68,  Soviet</w:t>
-      </w:r>
-      <w:proofErr w:type="gramEnd"/>
+      <w:r>
+        <w:t>68, Soviet</w:t>
+      </w:r>
       <w:r>
         <w:t xml:space="preserve"> Union (4th) is winning 4-0 with 2 points overall and cannot gain more points, however Argentina (3rd) is drawing and could </w:t>
       </w:r>
@@ -10047,11 +9983,9 @@
       <w:r>
         <w:t xml:space="preserve">Costa Rica and Sweden are facing each other (h2h = 1), if Sweden </w:t>
       </w:r>
-      <w:proofErr w:type="gramStart"/>
-      <w:r>
-        <w:t>scored</w:t>
-      </w:r>
-      <w:proofErr w:type="gramEnd"/>
+      <w:r>
+        <w:t>scored,</w:t>
+      </w:r>
       <w:r>
         <w:t xml:space="preserve"> they would be tight in points and goals difference with Sweden having more goals scored</w:t>
       </w:r>
@@ -10099,11 +10033,9 @@
       <w:r>
         <w:t xml:space="preserve">Sweden is 2 points behind </w:t>
       </w:r>
-      <w:proofErr w:type="gramStart"/>
-      <w:r>
-        <w:t>Scotland</w:t>
-      </w:r>
-      <w:proofErr w:type="gramEnd"/>
+      <w:r>
+        <w:t>Scotland,</w:t>
+      </w:r>
       <w:r>
         <w:t xml:space="preserve"> and it is drawing, if it wins, it </w:t>
       </w:r>
@@ -10326,11 +10258,9 @@
       <w:r>
         <w:t xml:space="preserve">Minute 58 Egypt is 2 points behind </w:t>
       </w:r>
-      <w:proofErr w:type="gramStart"/>
-      <w:r>
-        <w:t>England</w:t>
-      </w:r>
-      <w:proofErr w:type="gramEnd"/>
+      <w:r>
+        <w:t>England,</w:t>
+      </w:r>
       <w:r>
         <w:t xml:space="preserve"> but they are having an h2h, if Egypt scored, they would be tight in every regard</w:t>
       </w:r>
@@ -10476,11 +10406,9 @@
       <w:r>
         <w:t xml:space="preserve">From minute 47 Sweden is drawing 1-1 with Brazil and has 5 points, Russia is winning with 3 points, even if Sweden conceded a </w:t>
       </w:r>
-      <w:proofErr w:type="gramStart"/>
-      <w:r>
-        <w:t>goals</w:t>
-      </w:r>
-      <w:proofErr w:type="gramEnd"/>
+      <w:r>
+        <w:t>goal</w:t>
+      </w:r>
       <w:r>
         <w:t xml:space="preserve"> they will keep the second position with 4 points</w:t>
       </w:r>
@@ -11007,11 +10935,9 @@
       <w:r>
         <w:t xml:space="preserve">Norway (3rd placed) is losing by one goal with 2 points, while Morocco is winning by 2 goals (2nd placed) with 4 points. If Norway scores, it </w:t>
       </w:r>
-      <w:proofErr w:type="gramStart"/>
-      <w:r>
-        <w:t>would</w:t>
-      </w:r>
-      <w:proofErr w:type="gramEnd"/>
+      <w:r>
+        <w:t>will</w:t>
+      </w:r>
       <w:r>
         <w:t xml:space="preserve"> reach only 3 points</w:t>
       </w:r>
@@ -11291,11 +11217,9 @@
       <w:r>
         <w:t xml:space="preserve">Chile is no winning anymore but drawing, however if Austria scored it would still have a lower number of goals scored. </w:t>
       </w:r>
-      <w:proofErr w:type="gramStart"/>
-      <w:r>
-        <w:t>However</w:t>
-      </w:r>
-      <w:proofErr w:type="gramEnd"/>
+      <w:r>
+        <w:t>However,</w:t>
+      </w:r>
       <w:r>
         <w:t xml:space="preserve"> the 4th team (Cameroon) can score a goal and overtake both Chile and Austria.</w:t>
       </w:r>
@@ -11321,11 +11245,9 @@
       <w:r>
         <w:t xml:space="preserve">Austria is now losing by two goals. </w:t>
       </w:r>
-      <w:proofErr w:type="gramStart"/>
-      <w:r>
-        <w:t>However</w:t>
-      </w:r>
-      <w:proofErr w:type="gramEnd"/>
+      <w:r>
+        <w:t>However,</w:t>
+      </w:r>
       <w:r>
         <w:t xml:space="preserve"> the 4th team (Cameroon) can score a goal and overtake both Chile and Austria.</w:t>
       </w:r>
@@ -11704,11 +11626,9 @@
       <w:r>
         <w:t xml:space="preserve">Mexico is now </w:t>
       </w:r>
-      <w:proofErr w:type="gramStart"/>
-      <w:r>
-        <w:t>drawing,</w:t>
-      </w:r>
-      <w:proofErr w:type="gramEnd"/>
+      <w:r>
+        <w:t>drawing;</w:t>
+      </w:r>
       <w:r>
         <w:t xml:space="preserve"> Belgium is 2 points behind Mexico with a goals difference lower than 2 goals </w:t>
       </w:r>
@@ -11790,11 +11710,9 @@
       <w:r>
         <w:t xml:space="preserve">Mexico is now losing by 2 goals, if Belgium concedes a goal, they </w:t>
       </w:r>
-      <w:proofErr w:type="gramStart"/>
-      <w:r>
-        <w:t>would</w:t>
-      </w:r>
-      <w:proofErr w:type="gramEnd"/>
+      <w:r>
+        <w:t>will</w:t>
+      </w:r>
       <w:r>
         <w:t xml:space="preserve"> </w:t>
       </w:r>
@@ -12160,11 +12078,9 @@
       <w:r>
         <w:t xml:space="preserve">From minute 0 </w:t>
       </w:r>
-      <w:proofErr w:type="gramStart"/>
-      <w:r>
-        <w:t>to  73</w:t>
-      </w:r>
-      <w:proofErr w:type="gramEnd"/>
+      <w:r>
+        <w:t>to 73</w:t>
+      </w:r>
     </w:p>
     <w:p>
       <w:pPr>
@@ -12414,11 +12330,9 @@
       <w:r>
         <w:t xml:space="preserve"> scored if they </w:t>
       </w:r>
-      <w:proofErr w:type="gramStart"/>
-      <w:r>
-        <w:t>concedes</w:t>
-      </w:r>
-      <w:proofErr w:type="gramEnd"/>
+      <w:r>
+        <w:t>concede</w:t>
+      </w:r>
       <w:r>
         <w:t xml:space="preserve"> a goal</w:t>
       </w:r>
@@ -12489,11 +12403,9 @@
       <w:r>
         <w:t xml:space="preserve">If Costa Rica scores, it will be tied in every </w:t>
       </w:r>
-      <w:proofErr w:type="gramStart"/>
-      <w:r>
-        <w:t>regards</w:t>
-      </w:r>
-      <w:proofErr w:type="gramEnd"/>
+      <w:r>
+        <w:t>regard</w:t>
+      </w:r>
       <w:r>
         <w:t xml:space="preserve"> with Turkey</w:t>
       </w:r>
@@ -12896,11 +12808,9 @@
       <w:r>
         <w:t xml:space="preserve">Cameroon concedes a goal, if it scores </w:t>
       </w:r>
-      <w:proofErr w:type="gramStart"/>
-      <w:r>
-        <w:t>again</w:t>
-      </w:r>
-      <w:proofErr w:type="gramEnd"/>
+      <w:r>
+        <w:t>again,</w:t>
+      </w:r>
       <w:r>
         <w:t xml:space="preserve"> it will be tied with Ireland</w:t>
       </w:r>
@@ -15397,11 +15307,9 @@
       <w:r>
         <w:t xml:space="preserve">If Serbia scores, it would be tied with </w:t>
       </w:r>
-      <w:proofErr w:type="gramStart"/>
-      <w:r>
-        <w:t>Ghana</w:t>
-      </w:r>
-      <w:proofErr w:type="gramEnd"/>
+      <w:r>
+        <w:t>Ghana,</w:t>
+      </w:r>
       <w:r>
         <w:t xml:space="preserve"> but it lost the h2h </w:t>
       </w:r>
@@ -17348,11 +17256,9 @@
       <w:r>
         <w:t xml:space="preserve">Argentina (4th) is drawing against Nigeria (2nd), if they </w:t>
       </w:r>
-      <w:proofErr w:type="gramStart"/>
-      <w:r>
-        <w:t>score</w:t>
-      </w:r>
-      <w:proofErr w:type="gramEnd"/>
+      <w:r>
+        <w:t>score,</w:t>
+      </w:r>
       <w:r>
         <w:t xml:space="preserve"> they will take over</w:t>
       </w:r>
@@ -18923,7 +18829,13 @@
       </w:r>
       <w:proofErr w:type="gramEnd"/>
       <w:r>
-        <w:t xml:space="preserve"> level in points with Denmark having a better goals difference allowing them to keep the lead</w:t>
+        <w:t xml:space="preserve"> level </w:t>
+      </w:r>
+      <w:r>
+        <w:t>on</w:t>
+      </w:r>
+      <w:r>
+        <w:t xml:space="preserve"> points with Denmark having a better goals difference allowing them to keep the lead</w:t>
       </w:r>
     </w:p>
     <w:p>
@@ -19331,11 +19243,9 @@
       <w:r>
         <w:t xml:space="preserve">France 2nd (leading) and England 3rd (lagging) are tight in h2h, both drawing the current match, if England scores a </w:t>
       </w:r>
-      <w:proofErr w:type="gramStart"/>
-      <w:r>
-        <w:t>goal</w:t>
-      </w:r>
-      <w:proofErr w:type="gramEnd"/>
+      <w:r>
+        <w:t>goal,</w:t>
+      </w:r>
       <w:r>
         <w:t xml:space="preserve"> it will overtake France</w:t>
       </w:r>
@@ -19477,11 +19387,9 @@
       <w:r>
         <w:t xml:space="preserve">Netherland 2nd (leading) CIS 3rd (lagging), Netherland ahead of one </w:t>
       </w:r>
-      <w:proofErr w:type="gramStart"/>
-      <w:r>
-        <w:t>points</w:t>
-      </w:r>
-      <w:proofErr w:type="gramEnd"/>
+      <w:r>
+        <w:t>point</w:t>
+      </w:r>
       <w:r>
         <w:t xml:space="preserve">, h2h draw, if CIS scores, the two team will be level in points and goals difference, with CIS having score one goal more </w:t>
       </w:r>
@@ -19507,11 +19415,9 @@
       <w:r>
         <w:t xml:space="preserve"> Germany and CIS are now tight in points, draw in h2</w:t>
       </w:r>
-      <w:proofErr w:type="gramStart"/>
-      <w:r>
-        <w:t>h,  CIS</w:t>
-      </w:r>
-      <w:proofErr w:type="gramEnd"/>
+      <w:r>
+        <w:t>h, CIS</w:t>
+      </w:r>
       <w:r>
         <w:t xml:space="preserve"> is drawing and by scoring a goal it could overtake Germany </w:t>
       </w:r>
@@ -20076,11 +19982,9 @@
       <w:r>
         <w:t xml:space="preserve">Bulgaria is losing, one point behind Spain, if they </w:t>
       </w:r>
-      <w:proofErr w:type="gramStart"/>
-      <w:r>
-        <w:t>score</w:t>
-      </w:r>
-      <w:proofErr w:type="gramEnd"/>
+      <w:r>
+        <w:t>score,</w:t>
+      </w:r>
       <w:r>
         <w:t xml:space="preserve"> they will be tied in every regard</w:t>
       </w:r>
@@ -20112,11 +20016,9 @@
       <w:r>
         <w:t xml:space="preserve">Bulgaria is losing by two goals, </w:t>
       </w:r>
-      <w:proofErr w:type="gramStart"/>
-      <w:r>
-        <w:t>however</w:t>
-      </w:r>
-      <w:proofErr w:type="gramEnd"/>
+      <w:r>
+        <w:t>however,</w:t>
+      </w:r>
       <w:r>
         <w:t xml:space="preserve"> is Spain concede a goal, Bulgaria will overtake them</w:t>
       </w:r>
@@ -21294,11 +21196,9 @@
       <w:r>
         <w:t xml:space="preserve">There are </w:t>
       </w:r>
-      <w:proofErr w:type="gramStart"/>
-      <w:r>
-        <w:t>always from</w:t>
-      </w:r>
-      <w:proofErr w:type="gramEnd"/>
+      <w:r>
+        <w:t>always</w:t>
+      </w:r>
       <w:r>
         <w:t xml:space="preserve"> 6 to 4 points difference between the second and the third team</w:t>
       </w:r>
@@ -21365,11 +21265,9 @@
       <w:r>
         <w:t xml:space="preserve">2nd and 3rd </w:t>
       </w:r>
-      <w:proofErr w:type="gramStart"/>
-      <w:r>
-        <w:t>always</w:t>
-      </w:r>
-      <w:proofErr w:type="gramEnd"/>
+      <w:r>
+        <w:t>always have the</w:t>
+      </w:r>
       <w:r>
         <w:t xml:space="preserve"> same points</w:t>
       </w:r>
@@ -21740,11 +21638,9 @@
       <w:r>
         <w:t xml:space="preserve">Germany is winning with 5 </w:t>
       </w:r>
-      <w:proofErr w:type="gramStart"/>
-      <w:r>
-        <w:t>points,</w:t>
-      </w:r>
-      <w:proofErr w:type="gramEnd"/>
+      <w:r>
+        <w:t>points;</w:t>
+      </w:r>
       <w:r>
         <w:t xml:space="preserve"> Netherlands is drawing with 2 points potentially ending up with 4 points</w:t>
       </w:r>
@@ -23132,11 +23028,9 @@
       <w:r>
         <w:t xml:space="preserve">Suspense 1: Austria is only 1 </w:t>
       </w:r>
-      <w:proofErr w:type="gramStart"/>
-      <w:r>
-        <w:t>points</w:t>
-      </w:r>
-      <w:proofErr w:type="gramEnd"/>
+      <w:r>
+        <w:t>point</w:t>
+      </w:r>
       <w:r>
         <w:t xml:space="preserve"> from Portugal</w:t>
       </w:r>
@@ -23626,13 +23520,7 @@
         </w:numPr>
       </w:pPr>
       <w:r>
-        <w:t xml:space="preserve">Finland is drawing, if the concede a goal, they will be tight in points with both Denmark and Russia, they lost with Russia the h2h. Denmark is winning 1-0 against Russia, if Russia scored, they </w:t>
-      </w:r>
-      <w:r>
-        <w:t>would</w:t>
-      </w:r>
-      <w:r>
-        <w:t xml:space="preserve"> take over Finland. </w:t>
+        <w:t xml:space="preserve">Finland is drawing, if the concede a goal, they will be tight in points with both Denmark and Russia, they lost with Russia the h2h. Denmark is winning 1-0 against Russia, if Russia scored, they would take over Finland. </w:t>
       </w:r>
     </w:p>
     <w:p>
@@ -24435,13 +24323,7 @@
         </w:numPr>
       </w:pPr>
       <w:r>
-        <w:t xml:space="preserve">Germany, 4 pts, drawing against Hungary, 2 pts, drawing. If Hungary scores, they </w:t>
-      </w:r>
-      <w:r>
-        <w:t>will</w:t>
-      </w:r>
-      <w:r>
-        <w:t xml:space="preserve"> take over</w:t>
+        <w:t>Germany, 4 pts, drawing against Hungary, 2 pts, drawing. If Hungary scores, they will take over</w:t>
       </w:r>
     </w:p>
     <w:p>
@@ -24745,13 +24627,19 @@
       <w:r>
         <w:t xml:space="preserve">Albania is two points behind </w:t>
       </w:r>
+      <w:r>
+        <w:t>Italy;</w:t>
+      </w:r>
+      <w:r>
+        <w:t xml:space="preserve"> </w:t>
+      </w:r>
       <w:proofErr w:type="gramStart"/>
       <w:r>
-        <w:t>Italy,</w:t>
+        <w:t>however</w:t>
       </w:r>
       <w:proofErr w:type="gramEnd"/>
       <w:r>
-        <w:t xml:space="preserve"> however they lost the h2h</w:t>
+        <w:t xml:space="preserve"> they lost the h2h</w:t>
       </w:r>
     </w:p>
     <w:p>
@@ -25391,15 +25279,24 @@
         </w:numPr>
       </w:pPr>
       <w:r>
-        <w:t xml:space="preserve">Denmark is winning 3-2, a goal by Belgium will make the </w:t>
+        <w:t xml:space="preserve">Denmark is winning 3-2, a goal by Belgium will make the two </w:t>
       </w:r>
       <w:proofErr w:type="gramStart"/>
       <w:r>
-        <w:t>two team</w:t>
+        <w:t>team</w:t>
+      </w:r>
+      <w:r>
+        <w:t>s</w:t>
       </w:r>
       <w:proofErr w:type="gramEnd"/>
       <w:r>
-        <w:t xml:space="preserve"> level in points with Denmark having a better goals difference allowing them to keep the lead</w:t>
+        <w:t xml:space="preserve"> level </w:t>
+      </w:r>
+      <w:r>
+        <w:t>on</w:t>
+      </w:r>
+      <w:r>
+        <w:t xml:space="preserve"> points with Denmark having a better goals difference allowing them to keep the lead</w:t>
       </w:r>
     </w:p>
     <w:p>
@@ -25805,11 +25702,9 @@
       <w:r>
         <w:t xml:space="preserve">France 2nd (leading) and England 3rd (lagging) are tight in h2h, both drawing the current match, if England scores a </w:t>
       </w:r>
-      <w:proofErr w:type="gramStart"/>
-      <w:r>
-        <w:t>goal</w:t>
-      </w:r>
-      <w:proofErr w:type="gramEnd"/>
+      <w:r>
+        <w:t>goal,</w:t>
+      </w:r>
       <w:r>
         <w:t xml:space="preserve"> it will overtake France</w:t>
       </w:r>
@@ -25946,11 +25841,9 @@
       <w:r>
         <w:t xml:space="preserve">Netherland 2nd (leading) CIS 3rd (lagging), Netherland ahead of one </w:t>
       </w:r>
-      <w:proofErr w:type="gramStart"/>
-      <w:r>
-        <w:t>points</w:t>
-      </w:r>
-      <w:proofErr w:type="gramEnd"/>
+      <w:r>
+        <w:t>point</w:t>
+      </w:r>
       <w:r>
         <w:t xml:space="preserve">, h2h draw, if CIS scores, the two team will be level in points and goals difference, with CIS having score one goal more </w:t>
       </w:r>
@@ -25976,11 +25869,9 @@
       <w:r>
         <w:t xml:space="preserve"> Germany and CIS are now tight in points, draw in h2</w:t>
       </w:r>
-      <w:proofErr w:type="gramStart"/>
-      <w:r>
-        <w:t>h,  CIS</w:t>
-      </w:r>
-      <w:proofErr w:type="gramEnd"/>
+      <w:r>
+        <w:t>h, CIS</w:t>
+      </w:r>
       <w:r>
         <w:t xml:space="preserve"> is drawing and by scoring a goal it could overtake Germany </w:t>
       </w:r>
@@ -28262,11 +28153,9 @@
       <w:r>
         <w:t xml:space="preserve">Germany is winning with 5 </w:t>
       </w:r>
-      <w:proofErr w:type="gramStart"/>
-      <w:r>
-        <w:t>points,</w:t>
-      </w:r>
-      <w:proofErr w:type="gramEnd"/>
+      <w:r>
+        <w:t>points;</w:t>
+      </w:r>
       <w:r>
         <w:t xml:space="preserve"> Netherlands is drawing with 2 points potentially ending up with 4 points</w:t>
       </w:r>
@@ -28937,11 +28826,9 @@
           <w:numId w:val="123"/>
         </w:numPr>
       </w:pPr>
-      <w:proofErr w:type="gramStart"/>
-      <w:r>
-        <w:t>Suspense  1</w:t>
-      </w:r>
-      <w:proofErr w:type="gramEnd"/>
+      <w:r>
+        <w:t>Suspense 1</w:t>
+      </w:r>
     </w:p>
     <w:p>
       <w:pPr>
@@ -29662,11 +29549,9 @@
       <w:r>
         <w:t xml:space="preserve">Suspense 1: Austria is only 1 </w:t>
       </w:r>
-      <w:proofErr w:type="gramStart"/>
-      <w:r>
-        <w:t>points</w:t>
-      </w:r>
-      <w:proofErr w:type="gramEnd"/>
+      <w:r>
+        <w:t>point</w:t>
+      </w:r>
       <w:r>
         <w:t xml:space="preserve"> from Portugal</w:t>
       </w:r>
@@ -30097,11 +29982,9 @@
       <w:r>
         <w:t xml:space="preserve">Denmark (4th) is with one </w:t>
       </w:r>
-      <w:proofErr w:type="gramStart"/>
-      <w:r>
-        <w:t>points</w:t>
-      </w:r>
-      <w:proofErr w:type="gramEnd"/>
+      <w:r>
+        <w:t>point</w:t>
+      </w:r>
       <w:r>
         <w:t xml:space="preserve">, 3 points behind Russia, playing h2h </w:t>
       </w:r>
@@ -30138,11 +30021,9 @@
       <w:r>
         <w:t xml:space="preserve">Finland is drawing, if the concede a goal, they will be tight in points with both Denmark and Russia, they lost with Russia the h2h. Denmark is winning 1-0 against Russia, if Russia scored, they </w:t>
       </w:r>
-      <w:proofErr w:type="gramStart"/>
-      <w:r>
-        <w:t>will</w:t>
-      </w:r>
-      <w:proofErr w:type="gramEnd"/>
+      <w:r>
+        <w:t>would</w:t>
+      </w:r>
       <w:r>
         <w:t xml:space="preserve"> take over Finland. </w:t>
       </w:r>
@@ -31933,20 +31814,6 @@
           <w:lang w:val="it-IT"/>
         </w:rPr>
         <w:t>Same as minute 51</w:t>
-      </w:r>
-    </w:p>
-    <w:p>
-      <w:pPr>
-        <w:rPr>
-          <w:lang w:val="it-IT"/>
-        </w:rPr>
-      </w:pPr>
-      <w:r>
-        <w:rPr>
-          <w:lang w:val="it-IT"/>
-        </w:rPr>
-        <w:lastRenderedPageBreak/>
-        <w:t> </w:t>
       </w:r>
     </w:p>
     <w:sectPr>
@@ -39794,6 +39661,7 @@
   <w:style w:type="character" w:default="1" w:styleId="DefaultParagraphFont">
     <w:name w:val="Default Paragraph Font"/>
     <w:uiPriority w:val="1"/>
+    <w:semiHidden/>
     <w:unhideWhenUsed/>
   </w:style>
   <w:style w:type="table" w:default="1" w:styleId="TableNormal">
